--- a/AIML/library.docx
+++ b/AIML/library.docx
@@ -600,27 +600,7 @@
             <w:szCs w:val="24"/>
             <w:u w:val="single"/>
           </w:rPr>
-          <w:t>NumPy Official Web</w:t>
-        </w:r>
-        <w:r>
-          <w:rPr>
-            <w:rFonts w:ascii="Times New Roman" w:eastAsia="Times New Roman" w:hAnsi="Times New Roman" w:cs="Times New Roman"/>
-            <w:color w:val="0000FF"/>
-            <w:sz w:val="24"/>
-            <w:szCs w:val="24"/>
-            <w:u w:val="single"/>
-          </w:rPr>
-          <w:t>s</w:t>
-        </w:r>
-        <w:r>
-          <w:rPr>
-            <w:rFonts w:ascii="Times New Roman" w:eastAsia="Times New Roman" w:hAnsi="Times New Roman" w:cs="Times New Roman"/>
-            <w:color w:val="0000FF"/>
-            <w:sz w:val="24"/>
-            <w:szCs w:val="24"/>
-            <w:u w:val="single"/>
-          </w:rPr>
-          <w:t>ite</w:t>
+          <w:t>NumPy Official Website</w:t>
         </w:r>
       </w:hyperlink>
     </w:p>
@@ -1083,6 +1063,8 @@
         </w:rPr>
         <w:t>Output</w:t>
       </w:r>
+      <w:bookmarkStart w:id="0" w:name="_GoBack"/>
+      <w:bookmarkEnd w:id="0"/>
     </w:p>
     <w:p>
       <w:pPr>
@@ -3582,8 +3564,6 @@
           <w:szCs w:val="48"/>
         </w:rPr>
       </w:pPr>
-      <w:bookmarkStart w:id="0" w:name="_GoBack"/>
-      <w:bookmarkEnd w:id="0"/>
       <w:r>
         <w:rPr>
           <w:rFonts w:ascii="Times New Roman" w:eastAsia="Times New Roman" w:hAnsi="Times New Roman" w:cs="Times New Roman"/>
@@ -5406,7 +5386,11 @@
           <w:szCs w:val="27"/>
         </w:rPr>
       </w:pPr>
-      <w:r>
+    </w:p>
+    <w:p>
+      <w:pPr>
+        <w:spacing w:before="100" w:beforeAutospacing="1" w:after="100" w:afterAutospacing="1" w:line="240" w:lineRule="auto"/>
+        <w:outlineLvl w:val="2"/>
         <w:rPr>
           <w:rFonts w:ascii="Times New Roman" w:eastAsia="Times New Roman" w:hAnsi="Times New Roman" w:cs="Times New Roman"/>
           <w:b/>
@@ -5414,7 +5398,39 @@
           <w:sz w:val="27"/>
           <w:szCs w:val="27"/>
         </w:rPr>
-        <w:t>Info About Data</w:t>
+      </w:pPr>
+      <w:r>
+        <w:rPr>
+          <w:rFonts w:ascii="Times New Roman" w:eastAsia="Times New Roman" w:hAnsi="Times New Roman" w:cs="Times New Roman"/>
+          <w:b/>
+          <w:bCs/>
+          <w:sz w:val="27"/>
+          <w:szCs w:val="27"/>
+        </w:rPr>
+        <w:lastRenderedPageBreak/>
+        <w:t xml:space="preserve">Info </w:t>
+      </w:r>
+      <w:proofErr w:type="gramStart"/>
+      <w:r>
+        <w:rPr>
+          <w:rFonts w:ascii="Times New Roman" w:eastAsia="Times New Roman" w:hAnsi="Times New Roman" w:cs="Times New Roman"/>
+          <w:b/>
+          <w:bCs/>
+          <w:sz w:val="27"/>
+          <w:szCs w:val="27"/>
+        </w:rPr>
+        <w:t>About</w:t>
+      </w:r>
+      <w:proofErr w:type="gramEnd"/>
+      <w:r>
+        <w:rPr>
+          <w:rFonts w:ascii="Times New Roman" w:eastAsia="Times New Roman" w:hAnsi="Times New Roman" w:cs="Times New Roman"/>
+          <w:b/>
+          <w:bCs/>
+          <w:sz w:val="27"/>
+          <w:szCs w:val="27"/>
+        </w:rPr>
+        <w:t xml:space="preserve"> Data</w:t>
       </w:r>
     </w:p>
     <w:p>
@@ -5450,7 +5466,6 @@
           <w:sz w:val="20"/>
           <w:szCs w:val="20"/>
         </w:rPr>
-        <w:lastRenderedPageBreak/>
         <w:t>df.info()</w:t>
       </w:r>
     </w:p>
@@ -6210,6 +6225,7 @@
           <w:sz w:val="20"/>
           <w:szCs w:val="20"/>
         </w:rPr>
+        <w:lastRenderedPageBreak/>
         <w:t>df.groupby("Age")["Marks"].mean()</w:t>
       </w:r>
     </w:p>
@@ -6228,7 +6244,6 @@
           <w:sz w:val="24"/>
           <w:szCs w:val="24"/>
         </w:rPr>
-        <w:lastRenderedPageBreak/>
         <w:pict>
           <v:rect id="_x0000_i1038" style="width:0;height:1.5pt" o:hralign="center" o:hrstd="t" o:hr="t" fillcolor="#a0a0a0" stroked="f"/>
         </w:pict>
@@ -6706,6 +6721,7 @@
         </w:numPr>
       </w:pPr>
       <w:r>
+        <w:lastRenderedPageBreak/>
         <w:t>Detect patterns and trends</w:t>
       </w:r>
     </w:p>
@@ -6718,7 +6734,6 @@
         </w:numPr>
       </w:pPr>
       <w:r>
-        <w:lastRenderedPageBreak/>
         <w:t>Used in Data Science &amp; AI reports</w:t>
       </w:r>
     </w:p>
@@ -7115,6 +7130,7 @@
         <w:rPr>
           <w:rStyle w:val="HTMLCode"/>
         </w:rPr>
+        <w:lastRenderedPageBreak/>
         <w:t>plt.show()</w:t>
       </w:r>
     </w:p>
@@ -7126,7 +7142,6 @@
         <w:rPr>
           <w:rFonts w:ascii="Segoe UI Symbol" w:hAnsi="Segoe UI Symbol" w:cs="Segoe UI Symbol"/>
         </w:rPr>
-        <w:lastRenderedPageBreak/>
         <w:t>📊</w:t>
       </w:r>
       <w:r>
@@ -7495,6 +7510,7 @@
         <w:rPr>
           <w:rStyle w:val="HTMLCode"/>
         </w:rPr>
+        <w:lastRenderedPageBreak/>
         <w:t>plt.show()</w:t>
       </w:r>
     </w:p>
@@ -7506,7 +7522,6 @@
         <w:rPr>
           <w:rFonts w:ascii="Segoe UI Symbol" w:hAnsi="Segoe UI Symbol" w:cs="Segoe UI Symbol"/>
         </w:rPr>
-        <w:lastRenderedPageBreak/>
         <w:t>📊</w:t>
       </w:r>
       <w:r>
@@ -7852,6 +7867,7 @@
         <w:pStyle w:val="Heading2"/>
       </w:pPr>
       <w:r>
+        <w:lastRenderedPageBreak/>
         <w:t>Matplotlib in AI / Data Science</w:t>
       </w:r>
     </w:p>
@@ -7860,7 +7876,6 @@
         <w:pStyle w:val="NormalWeb"/>
       </w:pPr>
       <w:r>
-        <w:lastRenderedPageBreak/>
         <w:t>Used for:</w:t>
       </w:r>
     </w:p>
@@ -8204,6 +8219,7 @@
         <w:pStyle w:val="Heading2"/>
       </w:pPr>
       <w:r>
+        <w:lastRenderedPageBreak/>
         <w:t>Installation</w:t>
       </w:r>
     </w:p>
@@ -8219,7 +8235,6 @@
         <w:rPr>
           <w:rStyle w:val="HTMLCode"/>
         </w:rPr>
-        <w:lastRenderedPageBreak/>
         <w:t>pip</w:t>
       </w:r>
       <w:proofErr w:type="gramEnd"/>
@@ -8321,7 +8336,21 @@
         <w:rPr>
           <w:rStyle w:val="HTMLCode"/>
         </w:rPr>
-        <w:t xml:space="preserve"> matplotlib.pyplot as </w:t>
+        <w:t xml:space="preserve"> </w:t>
+      </w:r>
+      <w:proofErr w:type="spellStart"/>
+      <w:r>
+        <w:rPr>
+          <w:rStyle w:val="HTMLCode"/>
+        </w:rPr>
+        <w:t>matplotlib.pyplot</w:t>
+      </w:r>
+      <w:proofErr w:type="spellEnd"/>
+      <w:r>
+        <w:rPr>
+          <w:rStyle w:val="HTMLCode"/>
+        </w:rPr>
+        <w:t xml:space="preserve"> as </w:t>
       </w:r>
       <w:proofErr w:type="spellStart"/>
       <w:r>
@@ -8776,6 +8805,7 @@
         </w:numPr>
       </w:pPr>
       <w:r>
+        <w:lastRenderedPageBreak/>
         <w:t>Growth over time</w:t>
       </w:r>
     </w:p>
@@ -8791,7 +8821,6 @@
         <w:pStyle w:val="Heading2"/>
       </w:pPr>
       <w:r>
-        <w:lastRenderedPageBreak/>
         <w:t>3. Bar Plot</w:t>
       </w:r>
     </w:p>
@@ -9348,7 +9377,6 @@
         </w:numPr>
       </w:pPr>
       <w:r>
-        <w:lastRenderedPageBreak/>
         <w:t>Correlation analysis</w:t>
       </w:r>
     </w:p>
@@ -9738,6 +9766,7 @@
         <w:pStyle w:val="Heading3"/>
       </w:pPr>
       <w:r>
+        <w:lastRenderedPageBreak/>
         <w:t>Example</w:t>
       </w:r>
     </w:p>
@@ -9834,7 +9863,6 @@
         <w:pStyle w:val="Heading3"/>
       </w:pPr>
       <w:r>
-        <w:lastRenderedPageBreak/>
         <w:t>Uses</w:t>
       </w:r>
     </w:p>
@@ -10226,6 +10254,7 @@
         <w:rPr>
           <w:rStyle w:val="HTMLCode"/>
         </w:rPr>
+        <w:lastRenderedPageBreak/>
         <w:t>model</w:t>
       </w:r>
       <w:proofErr w:type="gramEnd"/>
@@ -10279,7 +10308,6 @@
         </w:numPr>
       </w:pPr>
       <w:r>
-        <w:lastRenderedPageBreak/>
         <w:t>Fraud Detection</w:t>
       </w:r>
     </w:p>
@@ -10682,6 +10710,7 @@
         </w:numPr>
       </w:pPr>
       <w:r>
+        <w:lastRenderedPageBreak/>
         <w:t>Fraud Detection</w:t>
       </w:r>
     </w:p>
@@ -10726,7 +10755,6 @@
         <w:pStyle w:val="Heading3"/>
       </w:pPr>
       <w:r>
-        <w:lastRenderedPageBreak/>
         <w:t>Summary</w:t>
       </w:r>
     </w:p>
@@ -10993,6 +11021,7 @@
         <w:rPr>
           <w:rStyle w:val="HTMLCode"/>
         </w:rPr>
+        <w:lastRenderedPageBreak/>
         <w:t>import</w:t>
       </w:r>
       <w:proofErr w:type="gramEnd"/>
@@ -11052,7 +11081,6 @@
         <w:rPr>
           <w:rStyle w:val="HTMLCode"/>
         </w:rPr>
-        <w:lastRenderedPageBreak/>
         <w:t>model</w:t>
       </w:r>
       <w:proofErr w:type="gramEnd"/>
@@ -11501,6 +11529,7 @@
         <w:pStyle w:val="Heading2"/>
       </w:pPr>
       <w:r>
+        <w:lastRenderedPageBreak/>
         <w:t>Features</w:t>
       </w:r>
     </w:p>
@@ -11537,7 +11566,6 @@
         </w:numPr>
       </w:pPr>
       <w:r>
-        <w:lastRenderedPageBreak/>
         <w:t xml:space="preserve">Works with </w:t>
       </w:r>
       <w:proofErr w:type="spellStart"/>
@@ -11982,6 +12010,7 @@
     </w:p>
     <w:p>
       <w:r>
+        <w:lastRenderedPageBreak/>
         <w:pict>
           <v:rect id="_x0000_i1080" style="width:0;height:1.5pt" o:hralign="center" o:hrstd="t" o:hr="t" fillcolor="#a0a0a0" stroked="f"/>
         </w:pict>
@@ -12004,7 +12033,6 @@
         <w:rPr>
           <w:rStyle w:val="Strong"/>
         </w:rPr>
-        <w:lastRenderedPageBreak/>
         <w:t>Keras</w:t>
       </w:r>
       <w:proofErr w:type="spellEnd"/>
@@ -12249,6 +12277,7 @@
         <w:rPr>
           <w:rStyle w:val="HTMLCode"/>
         </w:rPr>
+        <w:lastRenderedPageBreak/>
         <w:t xml:space="preserve">x = </w:t>
       </w:r>
       <w:proofErr w:type="spellStart"/>
@@ -12308,7 +12337,6 @@
         <w:pStyle w:val="Heading2"/>
       </w:pPr>
       <w:r>
-        <w:lastRenderedPageBreak/>
         <w:t>Simple Neural Network</w:t>
       </w:r>
     </w:p>
@@ -12788,6 +12816,7 @@
         <w:rPr>
           <w:rStyle w:val="Strong"/>
         </w:rPr>
+        <w:lastRenderedPageBreak/>
         <w:t>OpenCV</w:t>
       </w:r>
       <w:proofErr w:type="spellEnd"/>
@@ -12812,7 +12841,6 @@
     </w:p>
     <w:p>
       <w:r>
-        <w:lastRenderedPageBreak/>
         <w:pict>
           <v:rect id="_x0000_i1089" style="width:0;height:1.5pt" o:hralign="center" o:hrstd="t" o:hr="t" fillcolor="#a0a0a0" stroked="f"/>
         </w:pict>
@@ -13233,6 +13261,7 @@
         <w:rPr>
           <w:rStyle w:val="HTMLCode"/>
         </w:rPr>
+        <w:lastRenderedPageBreak/>
         <w:t>while</w:t>
       </w:r>
       <w:proofErr w:type="gramEnd"/>
@@ -13332,7 +13361,6 @@
         <w:rPr>
           <w:rStyle w:val="HTMLCode"/>
         </w:rPr>
-        <w:lastRenderedPageBreak/>
         <w:t xml:space="preserve">    </w:t>
       </w:r>
       <w:proofErr w:type="gramStart"/>
@@ -13667,6 +13695,7 @@
         </w:numPr>
       </w:pPr>
       <w:r>
+        <w:lastRenderedPageBreak/>
         <w:t>Open, view, and save images</w:t>
       </w:r>
     </w:p>
@@ -13703,7 +13732,6 @@
         </w:numPr>
       </w:pPr>
       <w:r>
-        <w:lastRenderedPageBreak/>
         <w:t>Add text and filters</w:t>
       </w:r>
     </w:p>
@@ -14135,6 +14163,7 @@
         </w:numPr>
       </w:pPr>
       <w:r>
+        <w:lastRenderedPageBreak/>
         <w:t>Basic image editing</w:t>
       </w:r>
     </w:p>
@@ -14159,7 +14188,6 @@
         </w:numPr>
       </w:pPr>
       <w:r>
-        <w:lastRenderedPageBreak/>
         <w:t>Thumbnail creation</w:t>
       </w:r>
     </w:p>
@@ -14447,6 +14475,7 @@
         <w:pStyle w:val="Heading2"/>
       </w:pPr>
       <w:r>
+        <w:lastRenderedPageBreak/>
         <w:t>Installation</w:t>
       </w:r>
     </w:p>
@@ -14462,7 +14491,6 @@
         <w:rPr>
           <w:rStyle w:val="HTMLCode"/>
         </w:rPr>
-        <w:lastRenderedPageBreak/>
         <w:t>pip</w:t>
       </w:r>
       <w:proofErr w:type="gramEnd"/>
@@ -22887,7 +22915,7 @@
 </file>
 
 <file path=customXml/itemProps1.xml><?xml version="1.0" encoding="utf-8"?>
-<ds:datastoreItem xmlns:ds="http://schemas.openxmlformats.org/officeDocument/2006/customXml" ds:itemID="{D37EDB58-4390-40D6-913B-1EC45BA6B54B}">
+<ds:datastoreItem xmlns:ds="http://schemas.openxmlformats.org/officeDocument/2006/customXml" ds:itemID="{4C821930-2587-4FD2-93E3-AE6CBDE73AF4}">
   <ds:schemaRefs>
     <ds:schemaRef ds:uri="http://schemas.openxmlformats.org/officeDocument/2006/bibliography"/>
   </ds:schemaRefs>

--- a/AIML/library.docx
+++ b/AIML/library.docx
@@ -363,13 +363,31 @@
                 <w:szCs w:val="24"/>
               </w:rPr>
             </w:pPr>
+            <w:proofErr w:type="spellStart"/>
             <w:r>
               <w:rPr>
                 <w:rFonts w:ascii="Times New Roman" w:eastAsia="Times New Roman" w:hAnsi="Times New Roman" w:cs="Times New Roman"/>
                 <w:sz w:val="24"/>
                 <w:szCs w:val="24"/>
               </w:rPr>
-              <w:t>Creating charts and graphs</w:t>
+              <w:t>z</w:t>
+            </w:r>
+            <w:r>
+              <w:rPr>
+                <w:rFonts w:ascii="Times New Roman" w:eastAsia="Times New Roman" w:hAnsi="Times New Roman" w:cs="Times New Roman"/>
+                <w:sz w:val="24"/>
+                <w:szCs w:val="24"/>
+              </w:rPr>
+              <w:t>Creating</w:t>
+            </w:r>
+            <w:proofErr w:type="spellEnd"/>
+            <w:r>
+              <w:rPr>
+                <w:rFonts w:ascii="Times New Roman" w:eastAsia="Times New Roman" w:hAnsi="Times New Roman" w:cs="Times New Roman"/>
+                <w:sz w:val="24"/>
+                <w:szCs w:val="24"/>
+              </w:rPr>
+              <w:t xml:space="preserve"> charts and graphs</w:t>
             </w:r>
           </w:p>
         </w:tc>
@@ -1063,8 +1081,6 @@
         </w:rPr>
         <w:t>Output</w:t>
       </w:r>
-      <w:bookmarkStart w:id="0" w:name="_GoBack"/>
-      <w:bookmarkEnd w:id="0"/>
     </w:p>
     <w:p>
       <w:pPr>
@@ -6438,6 +6454,8 @@
         </w:rPr>
         <w:t>Pandas in AI / Data Science</w:t>
       </w:r>
+      <w:bookmarkStart w:id="0" w:name="_GoBack"/>
+      <w:bookmarkEnd w:id="0"/>
     </w:p>
     <w:p>
       <w:pPr>
@@ -8336,30 +8354,8 @@
         <w:rPr>
           <w:rStyle w:val="HTMLCode"/>
         </w:rPr>
-        <w:t xml:space="preserve"> </w:t>
-      </w:r>
-      <w:proofErr w:type="spellStart"/>
-      <w:r>
-        <w:rPr>
-          <w:rStyle w:val="HTMLCode"/>
-        </w:rPr>
-        <w:t>matplotlib.pyplot</w:t>
-      </w:r>
-      <w:proofErr w:type="spellEnd"/>
-      <w:r>
-        <w:rPr>
-          <w:rStyle w:val="HTMLCode"/>
-        </w:rPr>
-        <w:t xml:space="preserve"> as </w:t>
-      </w:r>
-      <w:proofErr w:type="spellStart"/>
-      <w:r>
-        <w:rPr>
-          <w:rStyle w:val="HTMLCode"/>
-        </w:rPr>
-        <w:t>plt</w:t>
-      </w:r>
-      <w:proofErr w:type="spellEnd"/>
+        <w:t xml:space="preserve"> matplotlib.pyplot as plt</w:t>
+      </w:r>
     </w:p>
     <w:p>
       <w:r>
@@ -8612,20 +8608,12 @@
           <w:rStyle w:val="HTMLCode"/>
         </w:rPr>
       </w:pPr>
-      <w:proofErr w:type="spellStart"/>
       <w:proofErr w:type="gramStart"/>
       <w:r>
         <w:rPr>
           <w:rStyle w:val="HTMLCode"/>
         </w:rPr>
-        <w:t>plt.show</w:t>
-      </w:r>
-      <w:proofErr w:type="spellEnd"/>
-      <w:r>
-        <w:rPr>
-          <w:rStyle w:val="HTMLCode"/>
-        </w:rPr>
-        <w:t>()</w:t>
+        <w:t>plt.show()</w:t>
       </w:r>
       <w:proofErr w:type="gramEnd"/>
     </w:p>
@@ -8747,20 +8735,12 @@
           <w:rStyle w:val="HTMLCode"/>
         </w:rPr>
       </w:pPr>
-      <w:proofErr w:type="spellStart"/>
       <w:proofErr w:type="gramStart"/>
       <w:r>
         <w:rPr>
           <w:rStyle w:val="HTMLCode"/>
         </w:rPr>
-        <w:t>plt.show</w:t>
-      </w:r>
-      <w:proofErr w:type="spellEnd"/>
-      <w:r>
-        <w:rPr>
-          <w:rStyle w:val="HTMLCode"/>
-        </w:rPr>
-        <w:t>()</w:t>
+        <w:t>plt.show()</w:t>
       </w:r>
       <w:proofErr w:type="gramEnd"/>
     </w:p>
@@ -8883,20 +8863,12 @@
           <w:rStyle w:val="HTMLCode"/>
         </w:rPr>
       </w:pPr>
-      <w:proofErr w:type="spellStart"/>
       <w:proofErr w:type="gramStart"/>
       <w:r>
         <w:rPr>
           <w:rStyle w:val="HTMLCode"/>
         </w:rPr>
-        <w:t>plt.show</w:t>
-      </w:r>
-      <w:proofErr w:type="spellEnd"/>
-      <w:r>
-        <w:rPr>
-          <w:rStyle w:val="HTMLCode"/>
-        </w:rPr>
-        <w:t>()</w:t>
+        <w:t>plt.show()</w:t>
       </w:r>
       <w:proofErr w:type="gramEnd"/>
     </w:p>
@@ -9000,20 +8972,12 @@
           <w:rStyle w:val="HTMLCode"/>
         </w:rPr>
       </w:pPr>
-      <w:proofErr w:type="spellStart"/>
       <w:proofErr w:type="gramStart"/>
       <w:r>
         <w:rPr>
           <w:rStyle w:val="HTMLCode"/>
         </w:rPr>
-        <w:t>plt.show</w:t>
-      </w:r>
-      <w:proofErr w:type="spellEnd"/>
-      <w:r>
-        <w:rPr>
-          <w:rStyle w:val="HTMLCode"/>
-        </w:rPr>
-        <w:t>()</w:t>
+        <w:t>plt.show()</w:t>
       </w:r>
       <w:proofErr w:type="gramEnd"/>
     </w:p>
@@ -9123,20 +9087,12 @@
           <w:rStyle w:val="HTMLCode"/>
         </w:rPr>
       </w:pPr>
-      <w:proofErr w:type="spellStart"/>
       <w:proofErr w:type="gramStart"/>
       <w:r>
         <w:rPr>
           <w:rStyle w:val="HTMLCode"/>
         </w:rPr>
-        <w:t>plt.show</w:t>
-      </w:r>
-      <w:proofErr w:type="spellEnd"/>
-      <w:r>
-        <w:rPr>
-          <w:rStyle w:val="HTMLCode"/>
-        </w:rPr>
-        <w:t>()</w:t>
+        <w:t>plt.show()</w:t>
       </w:r>
       <w:proofErr w:type="gramEnd"/>
     </w:p>
@@ -9331,20 +9287,12 @@
           <w:rStyle w:val="HTMLCode"/>
         </w:rPr>
       </w:pPr>
-      <w:proofErr w:type="spellStart"/>
       <w:proofErr w:type="gramStart"/>
       <w:r>
         <w:rPr>
           <w:rStyle w:val="HTMLCode"/>
         </w:rPr>
-        <w:t>plt.show</w:t>
-      </w:r>
-      <w:proofErr w:type="spellEnd"/>
-      <w:r>
-        <w:rPr>
-          <w:rStyle w:val="HTMLCode"/>
-        </w:rPr>
-        <w:t>()</w:t>
+        <w:t>plt.show()</w:t>
       </w:r>
       <w:proofErr w:type="gramEnd"/>
     </w:p>
@@ -9460,20 +9408,12 @@
           <w:rStyle w:val="HTMLCode"/>
         </w:rPr>
       </w:pPr>
-      <w:proofErr w:type="spellStart"/>
       <w:proofErr w:type="gramStart"/>
       <w:r>
         <w:rPr>
           <w:rStyle w:val="HTMLCode"/>
         </w:rPr>
-        <w:t>plt.show</w:t>
-      </w:r>
-      <w:proofErr w:type="spellEnd"/>
-      <w:r>
-        <w:rPr>
-          <w:rStyle w:val="HTMLCode"/>
-        </w:rPr>
-        <w:t>()</w:t>
+        <w:t>plt.show()</w:t>
       </w:r>
       <w:proofErr w:type="gramEnd"/>
     </w:p>
@@ -22477,6 +22417,29 @@
       <w:szCs w:val="27"/>
     </w:rPr>
   </w:style>
+  <w:style w:type="paragraph" w:styleId="Heading4">
+    <w:name w:val="heading 4"/>
+    <w:basedOn w:val="Normal"/>
+    <w:next w:val="Normal"/>
+    <w:link w:val="Heading4Char"/>
+    <w:uiPriority w:val="9"/>
+    <w:semiHidden/>
+    <w:unhideWhenUsed/>
+    <w:qFormat/>
+    <w:rsid w:val="00B93C19"/>
+    <w:pPr>
+      <w:keepNext/>
+      <w:keepLines/>
+      <w:spacing w:before="40" w:after="0"/>
+      <w:outlineLvl w:val="3"/>
+    </w:pPr>
+    <w:rPr>
+      <w:rFonts w:asciiTheme="majorHAnsi" w:eastAsiaTheme="majorEastAsia" w:hAnsiTheme="majorHAnsi" w:cstheme="majorBidi"/>
+      <w:i/>
+      <w:iCs/>
+      <w:color w:val="2E74B5" w:themeColor="accent1" w:themeShade="BF"/>
+    </w:rPr>
+  </w:style>
   <w:style w:type="character" w:default="1" w:styleId="DefaultParagraphFont">
     <w:name w:val="Default Paragraph Font"/>
     <w:uiPriority w:val="1"/>
@@ -22644,6 +22607,20 @@
       <w:rFonts w:ascii="Courier New" w:eastAsia="Times New Roman" w:hAnsi="Courier New" w:cs="Courier New"/>
       <w:sz w:val="20"/>
       <w:szCs w:val="20"/>
+    </w:rPr>
+  </w:style>
+  <w:style w:type="character" w:customStyle="1" w:styleId="Heading4Char">
+    <w:name w:val="Heading 4 Char"/>
+    <w:basedOn w:val="DefaultParagraphFont"/>
+    <w:link w:val="Heading4"/>
+    <w:uiPriority w:val="9"/>
+    <w:semiHidden/>
+    <w:rsid w:val="00B93C19"/>
+    <w:rPr>
+      <w:rFonts w:asciiTheme="majorHAnsi" w:eastAsiaTheme="majorEastAsia" w:hAnsiTheme="majorHAnsi" w:cstheme="majorBidi"/>
+      <w:i/>
+      <w:iCs/>
+      <w:color w:val="2E74B5" w:themeColor="accent1" w:themeShade="BF"/>
     </w:rPr>
   </w:style>
 </w:styles>
@@ -22915,7 +22892,7 @@
 </file>
 
 <file path=customXml/itemProps1.xml><?xml version="1.0" encoding="utf-8"?>
-<ds:datastoreItem xmlns:ds="http://schemas.openxmlformats.org/officeDocument/2006/customXml" ds:itemID="{4C821930-2587-4FD2-93E3-AE6CBDE73AF4}">
+<ds:datastoreItem xmlns:ds="http://schemas.openxmlformats.org/officeDocument/2006/customXml" ds:itemID="{6B997C7E-A409-41F5-BC18-D46F9340BBA7}">
   <ds:schemaRefs>
     <ds:schemaRef ds:uri="http://schemas.openxmlformats.org/officeDocument/2006/bibliography"/>
   </ds:schemaRefs>
